--- a/minggu3/Unguided Flowchart  Pseudocode ( Group A ) fix2.docx
+++ b/minggu3/Unguided Flowchart  Pseudocode ( Group A ) fix2.docx
@@ -1877,10 +1877,10 @@
         </w:rPr>
         <w:lastRenderedPageBreak/>
         <w:drawing>
-          <wp:inline distT="0" distB="0" distL="0" distR="0" wp14:anchorId="652BECFB" wp14:editId="77C3AA78">
-            <wp:extent cx="5733415" cy="5215255"/>
-            <wp:effectExtent l="0" t="0" r="635" b="4445"/>
-            <wp:docPr id="1437932685" name="Picture 2"/>
+          <wp:inline distT="0" distB="0" distL="0" distR="0" wp14:anchorId="1FB7C7A4" wp14:editId="27BE7F5F">
+            <wp:extent cx="5733415" cy="5217795"/>
+            <wp:effectExtent l="0" t="0" r="635" b="1905"/>
+            <wp:docPr id="493548365" name="Picture 2"/>
             <wp:cNvGraphicFramePr>
               <a:graphicFrameLocks xmlns:a="http://schemas.openxmlformats.org/drawingml/2006/main" noChangeAspect="1"/>
             </wp:cNvGraphicFramePr>
@@ -1909,7 +1909,7 @@
                   <pic:spPr bwMode="auto">
                     <a:xfrm>
                       <a:off x="0" y="0"/>
-                      <a:ext cx="5733415" cy="5215255"/>
+                      <a:ext cx="5733415" cy="5217795"/>
                     </a:xfrm>
                     <a:prstGeom prst="rect">
                       <a:avLst/>
@@ -1925,6 +1925,15 @@
           </wp:inline>
         </w:drawing>
       </w:r>
+    </w:p>
+    <w:p>
+      <w:pPr>
+        <w:spacing w:before="240" w:after="240"/>
+        <w:rPr>
+          <w:rFonts w:ascii="Times New Roman" w:eastAsia="Times New Roman" w:hAnsi="Times New Roman" w:cs="Times New Roman"/>
+          <w:lang w:val="en-ID"/>
+        </w:rPr>
+      </w:pPr>
     </w:p>
     <w:p>
       <w:pPr>
